--- a/ELE419_Project_25-11-2025.docx
+++ b/ELE419_Project_25-11-2025.docx
@@ -59,12 +59,52 @@
     </w:p>
     <w:p>
       <w:r>
-        <w:t>Inputs: A[7:0], B[7:0], Opcode[3:0]</w:t>
+        <w:t xml:space="preserve">Inputs: </w:t>
+      </w:r>
+      <w:proofErr w:type="gramStart"/>
+      <w:r>
+        <w:t>A[</w:t>
+      </w:r>
+      <w:proofErr w:type="gramEnd"/>
+      <w:r>
+        <w:t xml:space="preserve">7:0], </w:t>
+      </w:r>
+      <w:proofErr w:type="gramStart"/>
+      <w:r>
+        <w:t>B[</w:t>
+      </w:r>
+      <w:proofErr w:type="gramEnd"/>
+      <w:r>
+        <w:t xml:space="preserve">7:0], </w:t>
+      </w:r>
+      <w:proofErr w:type="gramStart"/>
+      <w:r>
+        <w:t>Opcode[</w:t>
+      </w:r>
+      <w:proofErr w:type="gramEnd"/>
+      <w:r>
+        <w:t>3:0]</w:t>
       </w:r>
     </w:p>
     <w:p>
       <w:r>
-        <w:t>Output: Result[15:0] (for multiply), Result[7:0] (others)</w:t>
+        <w:t xml:space="preserve">Output: </w:t>
+      </w:r>
+      <w:proofErr w:type="gramStart"/>
+      <w:r>
+        <w:t>Result[</w:t>
+      </w:r>
+      <w:proofErr w:type="gramEnd"/>
+      <w:r>
+        <w:t xml:space="preserve">15:0] (for multiply), </w:t>
+      </w:r>
+      <w:proofErr w:type="gramStart"/>
+      <w:r>
+        <w:t>Result[</w:t>
+      </w:r>
+      <w:proofErr w:type="gramEnd"/>
+      <w:r>
+        <w:t>7:0] (others)</w:t>
       </w:r>
     </w:p>
     <w:p/>
@@ -443,6 +483,14 @@
               </w:rPr>
               <w:t xml:space="preserve"> </w:t>
             </w:r>
+            <w:r>
+              <w:rPr>
+                <w:rFonts w:eastAsia="Times New Roman" w:cstheme="minorHAnsi"/>
+                <w:kern w:val="0"/>
+                <w14:ligatures w14:val="none"/>
+              </w:rPr>
+              <w:t>++</w:t>
+            </w:r>
           </w:p>
         </w:tc>
       </w:tr>
@@ -526,6 +574,14 @@
               </w:rPr>
               <w:t>Bitwise OR</w:t>
             </w:r>
+            <w:r>
+              <w:rPr>
+                <w:rFonts w:eastAsia="Times New Roman" w:cstheme="minorHAnsi"/>
+                <w:kern w:val="0"/>
+                <w14:ligatures w14:val="none"/>
+              </w:rPr>
+              <w:t>+++</w:t>
+            </w:r>
           </w:p>
         </w:tc>
       </w:tr>
@@ -609,6 +665,14 @@
               </w:rPr>
               <w:t>Bitwise XOR</w:t>
             </w:r>
+            <w:r>
+              <w:rPr>
+                <w:rFonts w:eastAsia="Times New Roman" w:cstheme="minorHAnsi"/>
+                <w:kern w:val="0"/>
+                <w14:ligatures w14:val="none"/>
+              </w:rPr>
+              <w:t>+++</w:t>
+            </w:r>
           </w:p>
         </w:tc>
       </w:tr>
@@ -783,6 +847,14 @@
               </w:rPr>
               <w:t>Logical left shift</w:t>
             </w:r>
+            <w:r>
+              <w:rPr>
+                <w:rFonts w:eastAsia="Times New Roman" w:cstheme="minorHAnsi"/>
+                <w:kern w:val="0"/>
+                <w14:ligatures w14:val="none"/>
+              </w:rPr>
+              <w:t xml:space="preserve"> ++</w:t>
+            </w:r>
           </w:p>
         </w:tc>
       </w:tr>
@@ -866,6 +938,14 @@
               </w:rPr>
               <w:t>Logical right shift</w:t>
             </w:r>
+            <w:r>
+              <w:rPr>
+                <w:rFonts w:eastAsia="Times New Roman" w:cstheme="minorHAnsi"/>
+                <w:kern w:val="0"/>
+                <w14:ligatures w14:val="none"/>
+              </w:rPr>
+              <w:t xml:space="preserve"> +++</w:t>
+            </w:r>
           </w:p>
         </w:tc>
       </w:tr>
@@ -1041,29 +1121,6 @@
               <w:t xml:space="preserve"> </w:t>
             </w:r>
           </w:p>
-          <w:p>
-            <w:pPr>
-              <w:spacing w:after="0" w:line="240" w:lineRule="auto"/>
-              <w:jc w:val="both"/>
-              <w:rPr>
-                <w:rFonts w:eastAsia="Times New Roman" w:cstheme="minorHAnsi"/>
-                <w:b/>
-                <w:bCs/>
-                <w:kern w:val="0"/>
-                <w14:ligatures w14:val="none"/>
-              </w:rPr>
-            </w:pPr>
-            <w:r>
-              <w:rPr>
-                <w:rFonts w:eastAsia="Times New Roman" w:cstheme="minorHAnsi"/>
-                <w:b/>
-                <w:bCs/>
-                <w:kern w:val="0"/>
-                <w14:ligatures w14:val="none"/>
-              </w:rPr>
-              <w:t>8 bit xor, 8 bit or</w:t>
-            </w:r>
-          </w:p>
         </w:tc>
       </w:tr>
       <w:tr>
@@ -1494,6 +1551,14 @@
               </w:rPr>
               <w:t>Arithmetic left shift</w:t>
             </w:r>
+            <w:r>
+              <w:rPr>
+                <w:rFonts w:eastAsia="Times New Roman" w:cstheme="minorHAnsi"/>
+                <w:kern w:val="0"/>
+                <w14:ligatures w14:val="none"/>
+              </w:rPr>
+              <w:t xml:space="preserve"> +++</w:t>
+            </w:r>
           </w:p>
         </w:tc>
       </w:tr>
@@ -1576,6 +1641,14 @@
                 <w14:ligatures w14:val="none"/>
               </w:rPr>
               <w:t>Arithmetic right shift</w:t>
+            </w:r>
+            <w:r>
+              <w:rPr>
+                <w:rFonts w:eastAsia="Times New Roman" w:cstheme="minorHAnsi"/>
+                <w:kern w:val="0"/>
+                <w14:ligatures w14:val="none"/>
+              </w:rPr>
+              <w:t xml:space="preserve"> +++</w:t>
             </w:r>
           </w:p>
         </w:tc>
@@ -1620,7 +1693,6 @@
     </w:p>
     <w:p>
       <w:r>
-        <w:lastRenderedPageBreak/>
         <w:t xml:space="preserve">Design and implement a </w:t>
       </w:r>
       <w:r>
@@ -1650,6 +1722,7 @@
           <w:b/>
           <w:bCs/>
         </w:rPr>
+        <w:lastRenderedPageBreak/>
         <w:t>Custom Project</w:t>
       </w:r>
     </w:p>
@@ -1660,6 +1733,36 @@
       <w:r>
         <w:t>Please consult your lecturer before starting a custom project to ensure eligibility.</w:t>
       </w:r>
+    </w:p>
+    <w:p>
+      <w:pPr>
+        <w:pStyle w:val="ListeParagraf"/>
+      </w:pPr>
+    </w:p>
+    <w:p>
+      <w:pPr>
+        <w:pStyle w:val="ListeParagraf"/>
+      </w:pPr>
+    </w:p>
+    <w:p>
+      <w:pPr>
+        <w:pStyle w:val="ListeParagraf"/>
+      </w:pPr>
+    </w:p>
+    <w:p>
+      <w:pPr>
+        <w:pStyle w:val="ListeParagraf"/>
+      </w:pPr>
+    </w:p>
+    <w:p>
+      <w:pPr>
+        <w:pStyle w:val="ListeParagraf"/>
+      </w:pPr>
+    </w:p>
+    <w:p>
+      <w:pPr>
+        <w:pStyle w:val="ListeParagraf"/>
+      </w:pPr>
     </w:p>
     <w:sectPr>
       <w:pgSz w:w="12240" w:h="15840"/>

--- a/ELE419_Project_25-11-2025.docx
+++ b/ELE419_Project_25-11-2025.docx
@@ -391,6 +391,14 @@
                 <w14:ligatures w14:val="none"/>
               </w:rPr>
               <w:t>Subtraction</w:t>
+            </w:r>
+            <w:r>
+              <w:rPr>
+                <w:rFonts w:eastAsia="Times New Roman" w:cstheme="minorHAnsi"/>
+                <w:kern w:val="0"/>
+                <w14:ligatures w14:val="none"/>
+              </w:rPr>
+              <w:t xml:space="preserve"> +++</w:t>
             </w:r>
           </w:p>
         </w:tc>
